--- a/ky/discovery-articles/6.21 Ачык ачкычтуу криптография.docx
+++ b/ky/discovery-articles/6.21 Ачык ачкычтуу криптография.docx
@@ -4,580 +4,386 @@
   <w:body>
     <w:p>
       <w:pPr>
-        <w:keepNext/>
-        <w:spacing w:before="280" w:after="120"/>
+        <w:pStyle w:val="Title"/>
+        <w:widowControl/>
       </w:pPr>
       <w:r>
-        <w:rPr>
-          <w:rFonts w:ascii="Calibri" w:hAnsi="Calibri" w:eastAsia="Calibri"/>
-          <w:b/>
-          <w:i w:val="0"/>
-          <w:color w:val="004E8C"/>
-          <w:sz w:val="44"/>
-        </w:rPr>
         <w:t>6.21 Ачык ачкычтуу криптография</w:t>
       </w:r>
     </w:p>
     <w:p>
       <w:pPr>
-        <w:spacing w:after="80"/>
+        <w:keepNext/>
+        <w:widowControl/>
       </w:pPr>
       <w:r>
         <w:rPr>
-          <w:rFonts w:ascii="Calibri" w:hAnsi="Calibri" w:eastAsia="Calibri"/>
-          <w:b w:val="0"/>
-          <w:i/>
-          <w:color w:val="505050"/>
-          <w:sz w:val="22"/>
+          <w:sz w:val="20"/>
         </w:rPr>
         <w:t>6. Санарип технологиялар, космос жана байланыш</w:t>
       </w:r>
     </w:p>
     <w:p>
       <w:pPr>
-        <w:spacing w:after="200"/>
+        <w:keepNext/>
+        <w:widowControl/>
       </w:pPr>
       <w:r>
         <w:rPr>
-          <w:rFonts w:ascii="Calibri" w:hAnsi="Calibri" w:eastAsia="Calibri"/>
-          <w:b w:val="0"/>
-          <w:i/>
-          <w:sz w:val="22"/>
+          <w:sz w:val="20"/>
         </w:rPr>
-        <w:t>Мезгил: болжол менен 1976-жыл (Диффи–Хеллман); 1977–1978-жылдар (RSA); буга чейин жашыруун жүргүзүлгөн иштер кийин ачыкка чыккан | Негизги өкүлдөр: Уитфилд Диффи; Мартин Хеллман; Рон Ривест; Ади Шамир; Леонард Адлеман; GCHQ мекемесинин мурдагы жашыруун изилдөөчүлөрү</w:t>
+        <w:t>Мезгил: 1976-жыл (Диффи–Хеллман); 1977–1978-жылдар (RSA); кийин белгилүү болгон мурдагы жашыруун иштер | Негизги салым кошкондор: Уитфилд Диффи; Мартин Хеллман; Рон Ривест; Ади Шамир; Леонард Адлеман; Британиянын GCHQ мекемесинин мурдагы жашыруун изилдөөчүлөрү</w:t>
       </w:r>
     </w:p>
     <w:p>
       <w:pPr>
-        <w:spacing w:after="160" w:line="276" w:lineRule="auto"/>
+        <w:widowControl/>
       </w:pPr>
       <w:r>
-        <w:rPr>
-          <w:rFonts w:ascii="Calibri" w:hAnsi="Calibri" w:eastAsia="Calibri"/>
-          <w:b w:val="0"/>
-          <w:i w:val="0"/>
-          <w:sz w:val="22"/>
-        </w:rPr>
-        <w:t>Ачык ачкычтуу криптография бири-бирин тааныбаган адамдарга жашыруун ачкычты алдын ала жолугуп алмаштырбай эле купуя маалымат бөлүшүүгө жана өздүгүн ырастоого мүмкүндүк берет. Коопсуз интернет соодасы, программалык жаңыртуулар жана интернеттеги ишенимдин чоң бөлүгү ушул технологияга таянат.</w:t>
+        <w:t>Ачык ачкычтуу криптография бейтааныш адамдарга алдын ала жолугуп жашыруун ачкыч алмашпай эле сыр бөлүшүүгө жана ким экенин далилдөөгө шарт түзөт. Ал коопсуз веб сооданын, программа жаңыртуунун жана интернет ишениминин чоң бөлүгүнүн негизинде жатат.</w:t>
       </w:r>
     </w:p>
     <w:p>
       <w:pPr>
-        <w:keepNext/>
-        <w:spacing w:before="240" w:after="120"/>
+        <w:pStyle w:val="Heading1"/>
+        <w:widowControl/>
       </w:pPr>
       <w:r>
-        <w:rPr>
-          <w:rFonts w:ascii="Calibri" w:hAnsi="Calibri" w:eastAsia="Calibri"/>
-          <w:b/>
-          <w:i w:val="0"/>
-          <w:color w:val="004E8C"/>
-          <w:sz w:val="28"/>
-        </w:rPr>
-        <w:t>Негизги фактылар</w:t>
+        <w:t>Негизги маалыматтар</w:t>
       </w:r>
     </w:p>
     <w:p>
       <w:pPr>
         <w:pStyle w:val="ListBullet"/>
+        <w:widowControl/>
       </w:pPr>
       <w:r>
-        <w:rPr>
-          <w:rFonts w:ascii="Calibri" w:hAnsi="Calibri" w:eastAsia="Calibri"/>
-          <w:b w:val="0"/>
-          <w:i w:val="0"/>
-          <w:sz w:val="22"/>
-        </w:rPr>
-        <w:t>Диффи менен Хеллман 1976-жылы ачык канал аркылуу жалпы ачкыч түзүү идеясын жарыялаган</w:t>
+        <w:t>Диффи менен Хеллман 1976-жылы ачык канал аркылуу ачкыч макулдашуу идеяларын жарыялаган.</w:t>
       </w:r>
     </w:p>
     <w:p>
       <w:pPr>
         <w:pStyle w:val="ListBullet"/>
+        <w:widowControl/>
       </w:pPr>
       <w:r>
-        <w:rPr>
-          <w:rFonts w:ascii="Calibri" w:hAnsi="Calibri" w:eastAsia="Calibri"/>
-          <w:b w:val="0"/>
-          <w:i w:val="0"/>
-          <w:sz w:val="22"/>
-        </w:rPr>
-        <w:t>RSA (1977–1978) чоң сандарды көбөйткүчтөргө ажыратуунун татаалдыгына негизделген практикалык шифрлөө жана кол коюу ыкмасын сунуштаган</w:t>
+        <w:t>RSA 1977–1978-жылдары чоң сандарды көбөйтүүчүлөргө ажыратуунун кыйынчылыгына таянган шифр жана кол коюу схемасын берген.</w:t>
       </w:r>
     </w:p>
     <w:p>
       <w:pPr>
         <w:pStyle w:val="ListBullet"/>
+        <w:widowControl/>
       </w:pPr>
       <w:r>
-        <w:rPr>
-          <w:rFonts w:ascii="Calibri" w:hAnsi="Calibri" w:eastAsia="Calibri"/>
-          <w:b w:val="0"/>
-          <w:i w:val="0"/>
-          <w:sz w:val="22"/>
-        </w:rPr>
-        <w:t>Ар бир адам ачык ачкычын жарыялап, ага дал келген купуя ачкычын жашыруун сактай алат</w:t>
+        <w:t>Ар бир колдонуучу ачык ачкычын жарыялап, ага дал келген жеке ачкычын жашыруун сактай алат.</w:t>
       </w:r>
     </w:p>
     <w:p>
       <w:pPr>
         <w:pStyle w:val="ListBullet"/>
+        <w:widowControl/>
       </w:pPr>
       <w:r>
-        <w:rPr>
-          <w:rFonts w:ascii="Calibri" w:hAnsi="Calibri" w:eastAsia="Calibri"/>
-          <w:b w:val="0"/>
-          <w:i w:val="0"/>
-          <w:sz w:val="22"/>
-        </w:rPr>
-        <w:t>HTTPS жана көптөгөн кабарлашуу колдонмолору ачык ачкычтуу криптографиянын негизги ыкмаларын колдонот</w:t>
+        <w:t>Корголгон HTTPS байланыштары жана көп кабарлашуу тиркемелери ачык ачкычтын негизги куралдарына таянат.</w:t>
       </w:r>
     </w:p>
     <w:p>
       <w:pPr>
         <w:pStyle w:val="ListBullet"/>
+        <w:widowControl/>
       </w:pPr>
       <w:r>
-        <w:rPr>
-          <w:rFonts w:ascii="Calibri" w:hAnsi="Calibri" w:eastAsia="Calibri"/>
-          <w:b w:val="0"/>
-          <w:i w:val="0"/>
-          <w:sz w:val="22"/>
-        </w:rPr>
-        <w:t>Ушуга окшош идеялар мамлекеттик жашыруун изилдөөлөрдө мурда иштелип чыгып, кийин гана ачыкка чыккан</w:t>
+        <w:t>Окшош идеялар мурда жашыруун мамлекеттик изилдөөдө түзүлүп, кийин ачык болгон.</w:t>
       </w:r>
     </w:p>
     <w:p>
       <w:pPr>
-        <w:keepNext/>
-        <w:spacing w:before="240" w:after="120"/>
+        <w:pStyle w:val="Heading1"/>
+        <w:widowControl/>
       </w:pPr>
       <w:r>
-        <w:rPr>
-          <w:rFonts w:ascii="Calibri" w:hAnsi="Calibri" w:eastAsia="Calibri"/>
-          <w:b/>
-          <w:i w:val="0"/>
-          <w:color w:val="004E8C"/>
-          <w:sz w:val="28"/>
-        </w:rPr>
-        <w:t>Бул эмне</w:t>
+        <w:t>Бул эмне?</w:t>
       </w:r>
     </w:p>
     <w:p>
       <w:pPr>
-        <w:spacing w:after="160" w:line="276" w:lineRule="auto"/>
+        <w:widowControl/>
       </w:pPr>
       <w:r>
-        <w:rPr>
-          <w:rFonts w:ascii="Calibri" w:hAnsi="Calibri" w:eastAsia="Calibri"/>
-          <w:b w:val="0"/>
-          <w:i w:val="0"/>
-          <w:sz w:val="22"/>
-        </w:rPr>
-        <w:t>Ачык ачкычтуу криптография өз ара байланышкан эки ачкычты колдонот: жалпыга жеткиликтүү ачык ачкыч жана анын ээсинде гана сакталган купуя ачкыч. Билдирүүнү адамдын ачык ачкычы менен шифрлесеңиз, аны тиешелүү купуя ачкыч гана ача алат; ал эми купуя ачкыч менен коюлган санариптик кол тамганы ачык ачкыч аркылуу текшерүүгө болот. Ачкыч макулдашуу протоколдору эки тарапка ачык байланыш каналы аркылуу жалпы сыр түзүүгө шарт түзөт. Муну көчүрүп, каалаган адамга кутуну бекитүү үчүн бере турган кулпуларга салыштырууга болот, бирок аларды ача турган жалгыз ачкыч бир гана адамда калат.</w:t>
+        <w:t>Ачык ачкычтуу криптография байланышкан ачкыч жубун колдонот: ачык ачкычты баары көрөт, жеке ачкыч бир тарапта гана сакталат. Бирөөнүн ачык ачкычына кабар шифрленсе, аны анын жеке ачкычы гана ачат; жеке ачкыч менен коюлган санарип колду да текшерүүгө болот. Ачкыч макулдашуу протоколу эки тарапка ачык каналдан жалпы сыр алууга жардам берет. Бул кутуларды бекитүү үчүн кулпулардын көчүрмөсүн таратып, аларды ачкан жалгыз ачкычты өзүңдө сактоого окшош.</w:t>
       </w:r>
     </w:p>
     <w:p>
       <w:pPr>
-        <w:keepNext/>
-        <w:spacing w:before="240" w:after="120"/>
+        <w:pStyle w:val="Heading1"/>
+        <w:widowControl/>
       </w:pPr>
       <w:r>
-        <w:rPr>
-          <w:rFonts w:ascii="Calibri" w:hAnsi="Calibri" w:eastAsia="Calibri"/>
-          <w:b/>
-          <w:i w:val="0"/>
-          <w:color w:val="004E8C"/>
-          <w:sz w:val="28"/>
-        </w:rPr>
-        <w:t>Аны ким ачкан же ойлоп тапкан</w:t>
+        <w:t xml:space="preserve">Ким ойлоп тапкан</w:t>
       </w:r>
     </w:p>
     <w:p>
       <w:pPr>
-        <w:spacing w:after="160" w:line="276" w:lineRule="auto"/>
+        <w:widowControl/>
       </w:pPr>
       <w:r>
-        <w:rPr>
-          <w:rFonts w:ascii="Calibri" w:hAnsi="Calibri" w:eastAsia="Calibri"/>
-          <w:b w:val="0"/>
-          <w:i w:val="0"/>
-          <w:sz w:val="22"/>
-        </w:rPr>
-        <w:t>Уитфилд Диффи менен Мартин Хеллман 1976-жылы ачык ачкыч бөлүштүрүү идеясын коомчулукка түшүндүргөн. Андан көп өтпөй Ривест, Шамир жана Адлеман RSA ыкмасын жарыялаган. Британиянын GCHQ мекемесиндеги изилдөөчүлөр буга окшош идеяларды мурда эле жашыруун иштеп чыкканы бир нече жылдан кийин таанылган. Андан соң университет жана өнөр жай адистери протоколдорду, сертификаттарды жана стандарттарды түзүштү. Бул ачылыштын жаңылыгы алгоритмде гана эмес, маалыматты коргоо түшүнүгүнүн өзүндө болгон.</w:t>
+        <w:t>Уитфилд Диффи менен Мартин Хеллман 1976-жылы ачык ачкыч таратуу идеясын ачык баяндаган. Ривест, Шамир жана Адлеман көп өтпөй аттарынын баш тамгаларынан түзүлгөн RSAны жарыялаган. Британиянын Өкмөттүк байланыш борборунда — GCHQда — ушуга окшош мурдагы жашыруун иштер болгон; алар жылдардан кийин таанылган. Академиялык жана өндүрүш криптографтары протокол, сертификат жана стандарттарды курган. Жетишкендик алгоритмдей эле түшүнүктүн өзүндө болгон.</w:t>
       </w:r>
     </w:p>
     <w:p>
       <w:pPr>
-        <w:keepNext/>
-        <w:spacing w:before="240" w:after="120"/>
+        <w:pStyle w:val="Heading1"/>
+        <w:widowControl/>
       </w:pPr>
       <w:r>
-        <w:rPr>
-          <w:rFonts w:ascii="Calibri" w:hAnsi="Calibri" w:eastAsia="Calibri"/>
-          <w:b/>
-          <w:i w:val="0"/>
-          <w:color w:val="004E8C"/>
-          <w:sz w:val="28"/>
-        </w:rPr>
-        <w:t>Качан жана кантип пайда болгон</w:t>
+        <w:t>Качан жана кантип пайда болгон?</w:t>
       </w:r>
     </w:p>
     <w:p>
       <w:pPr>
-        <w:spacing w:after="160" w:line="276" w:lineRule="auto"/>
+        <w:widowControl/>
       </w:pPr>
       <w:r>
-        <w:rPr>
-          <w:rFonts w:ascii="Calibri" w:hAnsi="Calibri" w:eastAsia="Calibri"/>
-          <w:b w:val="0"/>
-          <w:i w:val="0"/>
-          <w:sz w:val="22"/>
-        </w:rPr>
-        <w:t>1970-жылдардын ортосундагы макалалардан кийин технологиянын жайылышы үчүн тезирээк компьютерлер, коопсуз программалык ишке ашыруу жана сертификат берүүчү уюмдар керек болду. 1990-жылдардагы вебдин өсүшү SSL/TLS менен HTTPSти интернет соодасы үчүн зарыл кылды. Кийин мобилдик кабарлашууга жана программаларга санариптик кол тамга коюу мүмкүнчүлүгү кошулду. Келечектеги кванттык компьютерлерден болчу коркунуч азыр «посткванттык» ыкмаларды өнүктүрүүдө: маселе баягы эле — бири-бирин тааныбаган тараптардын ишенимин камсыз кылуу, бирок математикасы жаңы.</w:t>
+        <w:t>1970-жылдардын ортосундагы макалалардан кийин жайылтуу тез компьютерди, кылдат ишке ашырууну жана ачкычка кепил болгон сертификат борборлорун күткөн. 1990-жылдардагы веб өсүшү корголгон сокеттер катмарын — SSL, анын уландысы транспорт катмарынын коопсуздугун — TLS, жана корголгон гипертекст өткөрүүнү — HTTPS — соодага зарыл кылган. Мобилдик кабарлашуу жана программага санарип кол коюу артынан келген. Келечектеги кванттык компьютер коркунучу азыр «посткванттык» долбоорлорго түрткү берет: бейтааныштардын ишенимге муктаждыгы ошол, математика жаңы.</w:t>
       </w:r>
     </w:p>
     <w:p>
       <w:pPr>
-        <w:keepNext/>
-        <w:spacing w:before="240" w:after="120"/>
+        <w:pStyle w:val="Heading1"/>
+        <w:widowControl/>
       </w:pPr>
       <w:r>
-        <w:rPr>
-          <w:rFonts w:ascii="Calibri" w:hAnsi="Calibri" w:eastAsia="Calibri"/>
-          <w:b/>
-          <w:i w:val="0"/>
-          <w:color w:val="004E8C"/>
-          <w:sz w:val="28"/>
-        </w:rPr>
-        <w:t>Илимий жактан мааниси</w:t>
+        <w:t>Илим үчүн мааниси</w:t>
       </w:r>
     </w:p>
     <w:p>
       <w:pPr>
-        <w:spacing w:after="160" w:line="276" w:lineRule="auto"/>
+        <w:widowControl/>
       </w:pPr>
       <w:r>
-        <w:rPr>
-          <w:rFonts w:ascii="Calibri" w:hAnsi="Calibri" w:eastAsia="Calibri"/>
-          <w:b w:val="0"/>
-          <w:i w:val="0"/>
-          <w:sz w:val="22"/>
-        </w:rPr>
-        <w:t>Ачык ачкычтуу криптография чоң сандарды көбөйткүчтөргө ажыратуу, дискреттик логарифм жана эллипстик ийри сызык сыяктуу татаал математикалык маселелерге таянып, сандар теориясын инженерия менен байланыштырды. Коопсуздукту далилдөө жана чабуул моделдерин изилдөө өзүнчө тармакка айланды. Ал жашыруун сырды жалпынын көз алдында эле макулдашууга болорун көрсөттү. Компьютер илими интернет масштабында адамды же системаны таануунун пайдубалына ээ болду. Бул технологиясыз бейтааныш адамдардын ортосундагы коопсуз байланыш жөн гана кыял бойдон калмак.</w:t>
+        <w:t>Ачык ачкыч татаал математикалык маселелерге — көбөйтүүчүлөргө ажыратууга, дискреттик логарифмге, эллиптикалык ийри сызыктарга — таянып, сандар теориясын инженерияга байланыштырган. Коопсуздук далили жана чабуул модели өзүнчө тармак болгон. Сырды жалпыга көрүнгөн сүйлөшүүдө макулдашууга болору көрсөтүлгөн. Информатика интернет масштабында адамдын же системанын ким экенин текшерүүгө негиз алган. Ансыз бейтааныштардын коопсуз каналы жөн гана салыштыруу бойдон калмак.</w:t>
       </w:r>
     </w:p>
     <w:p>
       <w:pPr>
-        <w:keepNext/>
-        <w:spacing w:before="240" w:after="120"/>
+        <w:pStyle w:val="Heading1"/>
+        <w:widowControl/>
       </w:pPr>
       <w:r>
-        <w:rPr>
-          <w:rFonts w:ascii="Calibri" w:hAnsi="Calibri" w:eastAsia="Calibri"/>
-          <w:b/>
-          <w:i w:val="0"/>
-          <w:color w:val="004E8C"/>
-          <w:sz w:val="28"/>
-        </w:rPr>
-        <w:t>Кийинки өнүгүүлөргө тийгизген таасири</w:t>
+        <w:t>Кийинки өнүгүүгө тийгизген таасири</w:t>
       </w:r>
     </w:p>
     <w:p>
       <w:pPr>
-        <w:spacing w:after="160" w:line="276" w:lineRule="auto"/>
+        <w:widowControl/>
       </w:pPr>
       <w:r>
-        <w:rPr>
-          <w:rFonts w:ascii="Calibri" w:hAnsi="Calibri" w:eastAsia="Calibri"/>
-          <w:b w:val="0"/>
-          <w:i w:val="0"/>
-          <w:sz w:val="22"/>
-        </w:rPr>
-        <w:t>Онлайн банк, электрондук соода жана колдонмолор дүкөнү сертификаттар менен санариптик кол тамгаларга таянат. VPN, криптовалюта жана коопсуз электрондук почта ошол эле негизги ыкмаларды колдонот. Ачкычтарды туура эмес башкаруудан чыккан каталар практикалык коопсуздуктун маанисин көрсөттү. Күчтүү шифрлөөгө болгон укук мыйзамдык талаштарга жана экспорттук чектөөлөргө себеп болду. Браузердеги көзгө көнүмүш кичинекей кулпу белгиси — күнүмдүк жашоого сиңген ачык ачкыч инженериясы.</w:t>
+        <w:t>Онлайн банк, электрондук соода жана тиркеме дүкөнү санарип сертификаттарга жана кол тамгаларга таянат. Виртуалдык жеке тармактар — VPN, криптовалюта жана корголгон почта ошол эле негизги куралдарды колдонот. Ачкыч башкаруу каталары иш жүзүндөгү коопсуздукту үйрөтөт. Мыйзам менен экспорт чектөөсү күчтүү шифрди колдонуу укугуна байланыштуу талашкан. Браузердеги чакан кулпу — күнүмдүккө айланган ачык ачкыч инженериясы.</w:t>
       </w:r>
     </w:p>
     <w:p>
       <w:pPr>
-        <w:keepNext/>
-        <w:spacing w:before="240" w:after="120"/>
+        <w:pStyle w:val="Heading1"/>
+        <w:widowControl/>
       </w:pPr>
       <w:r>
-        <w:rPr>
-          <w:rFonts w:ascii="Calibri" w:hAnsi="Calibri" w:eastAsia="Calibri"/>
-          <w:b/>
-          <w:i w:val="0"/>
-          <w:color w:val="004E8C"/>
-          <w:sz w:val="28"/>
-        </w:rPr>
-        <w:t>Адамдардын жашоосун кантип өзгөрткөн</w:t>
+        <w:t>Адамдардын жашоосун кантип өзгөрткөн?</w:t>
       </w:r>
     </w:p>
     <w:p>
       <w:pPr>
-        <w:spacing w:after="160" w:line="276" w:lineRule="auto"/>
+        <w:widowControl/>
       </w:pPr>
       <w:r>
-        <w:rPr>
-          <w:rFonts w:ascii="Calibri" w:hAnsi="Calibri" w:eastAsia="Calibri"/>
-          <w:b w:val="0"/>
-          <w:i w:val="0"/>
-          <w:sz w:val="22"/>
-        </w:rPr>
-        <w:t>Адамдар башка континенттен товар сатып алып, банк кызматын колдонуп жана сүйлөшүп жатып, жөнөкөй тыңшоодон мурдагыдан жакшы корголот, бирок толук коопсуздукка эч качан кепилдик жок. Ишенимдин бир бөлүгү жеке жолугушуудан математикалык кепилдикке жана ачкычтардын кимге таандык экенин ырастаган мекемелерге өттү. Алдамчылык да жаңы шартка ылайыкташты. Ошентсе да ар бир купуя сүйлөшүүнүн алдында жашыруун код китепчесин чабарман аркылуу жөнөтүү керек болгондо, азыркы тармактык жашоо иштемек эмес.</w:t>
+        <w:t>Адамдар континенттер аркылуу соода, банк жана сүйлөшүүнү жөнөкөй тыңшоодон азыраак коркуп жүргүзөт, бирок толук коопсуздук жок. Ишеним жарым-жартылай жеке жолугушуудан математикалык кепилдикке жана ачкычты ырастаган мекемелерге өткөн. Алдамчылык да өзгөргөн. Ошентсе да ар бир жеке сүйлөшүүгө чейин жашыруун код китебин чабарман менен жөнөтүү керек болсо, азыркы тармактык жашоо токтоп калмак.</w:t>
       </w:r>
     </w:p>
     <w:p>
       <w:pPr>
-        <w:keepNext/>
-        <w:spacing w:before="240" w:after="120"/>
+        <w:pStyle w:val="Heading1"/>
+        <w:widowControl/>
       </w:pPr>
       <w:r>
-        <w:rPr>
-          <w:rFonts w:ascii="Calibri" w:hAnsi="Calibri" w:eastAsia="Calibri"/>
-          <w:b/>
-          <w:i w:val="0"/>
-          <w:color w:val="004E8C"/>
-          <w:sz w:val="28"/>
-        </w:rPr>
-        <w:t>Булактар жана шилтемелер</w:t>
+        <w:t>Булактар жана кошумча окуу</w:t>
       </w:r>
     </w:p>
     <w:p>
       <w:pPr>
-        <w:keepNext/>
-        <w:spacing w:before="240" w:after="120"/>
+        <w:pStyle w:val="Heading2"/>
+        <w:widowControl/>
       </w:pPr>
       <w:r>
         <w:rPr>
-          <w:rFonts w:ascii="Calibri" w:hAnsi="Calibri" w:eastAsia="Calibri"/>
-          <w:b/>
-          <w:i w:val="0"/>
-          <w:color w:val="004E8C"/>
-          <w:sz w:val="24"/>
+          <w:sz w:val="20"/>
         </w:rPr>
-        <w:t>A. Китептер жана негизги илимий эмгектер</w:t>
+        <w:t>Китептер жана негизги илимий эмгектер</w:t>
       </w:r>
     </w:p>
     <w:p>
       <w:pPr>
-        <w:spacing w:after="80"/>
-        <w:ind w:left="360"/>
+        <w:widowControl/>
       </w:pPr>
       <w:r>
         <w:rPr>
-          <w:rFonts w:ascii="Calibri" w:hAnsi="Calibri" w:eastAsia="Calibri"/>
-          <w:b w:val="0"/>
-          <w:i w:val="0"/>
-          <w:sz w:val="22"/>
+          <w:sz w:val="20"/>
         </w:rPr>
         <w:t>1. Singh, Simon. The Code Book: The Science of Secrecy from Ancient Egypt to Quantum Cryptography. New York: Doubleday, 1999.</w:t>
       </w:r>
     </w:p>
     <w:p>
       <w:pPr>
-        <w:keepNext/>
-        <w:spacing w:before="240" w:after="120"/>
+        <w:pStyle w:val="Heading2"/>
+        <w:widowControl/>
       </w:pPr>
       <w:r>
         <w:rPr>
-          <w:rFonts w:ascii="Calibri" w:hAnsi="Calibri" w:eastAsia="Calibri"/>
-          <w:b/>
-          <w:i w:val="0"/>
-          <w:color w:val="004E8C"/>
-          <w:sz w:val="24"/>
+          <w:sz w:val="20"/>
         </w:rPr>
-        <w:t>C. Мекемелердин материалдары жана энциклопедиялык булактар</w:t>
+        <w:t>Уюмдардын жана энциклопедиялардын материалдары</w:t>
       </w:r>
     </w:p>
     <w:p>
       <w:pPr>
-        <w:spacing w:after="80"/>
-        <w:ind w:left="360"/>
+        <w:widowControl/>
       </w:pPr>
       <w:r>
         <w:rPr>
-          <w:rFonts w:ascii="Calibri" w:hAnsi="Calibri" w:eastAsia="Calibri"/>
-          <w:b w:val="0"/>
-          <w:i w:val="0"/>
-          <w:sz w:val="22"/>
+          <w:sz w:val="20"/>
         </w:rPr>
-        <w:t>1. Encyclopaedia Britannica. «Ачык ачкычтуу криптография».</w:t>
-      </w:r>
-      <w:r>
-        <w:rPr>
-          <w:rFonts w:ascii="Calibri" w:hAnsi="Calibri" w:eastAsia="Calibri"/>
-          <w:b w:val="0"/>
-          <w:i w:val="0"/>
-          <w:sz w:val="22"/>
-        </w:rPr>
-        <w:t xml:space="preserve"> </w:t>
+        <w:t xml:space="preserve">1. Encyclopaedia Britannica. 'Public-key cryptography.' </w:t>
       </w:r>
       <w:hyperlink r:id="rId9">
         <w:r>
           <w:rPr>
-            <w:rFonts w:ascii="Calibri" w:hAnsi="Calibri" w:eastAsia="Calibri"/>
-            <w:b w:val="0"/>
-            <w:i w:val="0"/>
-            <w:sz w:val="22"/>
-            <w:color w:val="0563C1"/>
-            <w:u w:val="single"/>
+            <w:sz w:val="20"/>
           </w:rPr>
           <w:t>https://www.britannica.com/topic/public-key-cryptography</w:t>
         </w:r>
       </w:hyperlink>
+      <w:r>
+        <w:rPr>
+          <w:sz w:val="20"/>
+        </w:rPr>
+      </w:r>
     </w:p>
     <w:p>
       <w:pPr>
-        <w:spacing w:after="80"/>
-        <w:ind w:left="360"/>
+        <w:widowControl/>
       </w:pPr>
       <w:r>
         <w:rPr>
-          <w:rFonts w:ascii="Calibri" w:hAnsi="Calibri" w:eastAsia="Calibri"/>
-          <w:b w:val="0"/>
-          <w:i w:val="0"/>
-          <w:sz w:val="22"/>
+          <w:sz w:val="20"/>
         </w:rPr>
-        <w:t>2. Stanford Encyclopedia of Philosophy. «Криптография».</w:t>
-      </w:r>
-      <w:r>
-        <w:rPr>
-          <w:rFonts w:ascii="Calibri" w:hAnsi="Calibri" w:eastAsia="Calibri"/>
-          <w:b w:val="0"/>
-          <w:i w:val="0"/>
-          <w:sz w:val="22"/>
-        </w:rPr>
-        <w:t xml:space="preserve"> </w:t>
+        <w:t xml:space="preserve">2. Stanford Encyclopedia of Philosophy. 'Cryptography.' </w:t>
       </w:r>
       <w:hyperlink r:id="rId10">
         <w:r>
           <w:rPr>
-            <w:rFonts w:ascii="Calibri" w:hAnsi="Calibri" w:eastAsia="Calibri"/>
-            <w:b w:val="0"/>
-            <w:i w:val="0"/>
-            <w:sz w:val="22"/>
-            <w:color w:val="0563C1"/>
-            <w:u w:val="single"/>
+            <w:sz w:val="20"/>
           </w:rPr>
           <w:t>https://plato.stanford.edu/entries/cryptography/</w:t>
         </w:r>
       </w:hyperlink>
-    </w:p>
-    <w:p>
-      <w:pPr>
-        <w:keepNext/>
-        <w:spacing w:before="240" w:after="120"/>
-      </w:pPr>
       <w:r>
         <w:rPr>
-          <w:rFonts w:ascii="Calibri" w:hAnsi="Calibri" w:eastAsia="Calibri"/>
-          <w:b/>
-          <w:i w:val="0"/>
-          <w:color w:val="004E8C"/>
-          <w:sz w:val="24"/>
+          <w:sz w:val="20"/>
         </w:rPr>
-        <w:t>D. Музейлердин, архивдердин жана китепканалардын материалдары</w:t>
       </w:r>
     </w:p>
     <w:p>
       <w:pPr>
-        <w:spacing w:after="80"/>
-        <w:ind w:left="360"/>
+        <w:pStyle w:val="Heading2"/>
+        <w:widowControl/>
       </w:pPr>
       <w:r>
         <w:rPr>
-          <w:rFonts w:ascii="Calibri" w:hAnsi="Calibri" w:eastAsia="Calibri"/>
-          <w:b w:val="0"/>
-          <w:i w:val="0"/>
-          <w:sz w:val="22"/>
+          <w:sz w:val="20"/>
         </w:rPr>
-        <w:t>1. Computer History Museum. Криптографиянын жана ачык ачкычтуу ыкмалардын өнүгүү баскычтары.</w:t>
+        <w:t>Музейлердин, архивдердин жана китепканалардын материалдары</w:t>
       </w:r>
+    </w:p>
+    <w:p>
+      <w:pPr>
+        <w:widowControl/>
+      </w:pPr>
       <w:r>
         <w:rPr>
-          <w:rFonts w:ascii="Calibri" w:hAnsi="Calibri" w:eastAsia="Calibri"/>
-          <w:b w:val="0"/>
-          <w:i w:val="0"/>
-          <w:sz w:val="22"/>
+          <w:sz w:val="20"/>
         </w:rPr>
-        <w:t xml:space="preserve"> </w:t>
+        <w:t xml:space="preserve">1. Computer History Museum. Cryptography and public-key milestones. </w:t>
       </w:r>
       <w:hyperlink r:id="rId11">
         <w:r>
           <w:rPr>
-            <w:rFonts w:ascii="Calibri" w:hAnsi="Calibri" w:eastAsia="Calibri"/>
-            <w:b w:val="0"/>
-            <w:i w:val="0"/>
-            <w:sz w:val="22"/>
-            <w:color w:val="0563C1"/>
-            <w:u w:val="single"/>
+            <w:sz w:val="20"/>
           </w:rPr>
           <w:t>https://www.computerhistory.org/</w:t>
         </w:r>
       </w:hyperlink>
-    </w:p>
-    <w:p>
-      <w:pPr>
-        <w:keepNext/>
-        <w:spacing w:before="240" w:after="120"/>
-      </w:pPr>
       <w:r>
         <w:rPr>
-          <w:rFonts w:ascii="Calibri" w:hAnsi="Calibri" w:eastAsia="Calibri"/>
-          <w:b/>
-          <w:i w:val="0"/>
-          <w:color w:val="004E8C"/>
-          <w:sz w:val="24"/>
+          <w:sz w:val="20"/>
         </w:rPr>
-        <w:t>J. Басма сөз, илимий-популярдуу жана жалпы маалымат булактары</w:t>
       </w:r>
     </w:p>
     <w:p>
       <w:pPr>
-        <w:spacing w:after="80"/>
-        <w:ind w:left="360"/>
+        <w:pStyle w:val="Heading2"/>
+        <w:widowControl/>
       </w:pPr>
       <w:r>
         <w:rPr>
-          <w:rFonts w:ascii="Calibri" w:hAnsi="Calibri" w:eastAsia="Calibri"/>
-          <w:b w:val="0"/>
-          <w:i w:val="0"/>
-          <w:sz w:val="22"/>
+          <w:sz w:val="20"/>
         </w:rPr>
-        <w:t>1. Scientific American. «Ачык ачкычтуу криптография кантип иштейт?».</w:t>
+        <w:t>Басма сөз, илимий-популярдуу жана маалымдама материалдар</w:t>
       </w:r>
+    </w:p>
+    <w:p>
+      <w:pPr>
+        <w:widowControl/>
+      </w:pPr>
       <w:r>
         <w:rPr>
-          <w:rFonts w:ascii="Calibri" w:hAnsi="Calibri" w:eastAsia="Calibri"/>
-          <w:b w:val="0"/>
-          <w:i w:val="0"/>
-          <w:sz w:val="22"/>
+          <w:sz w:val="20"/>
         </w:rPr>
-        <w:t xml:space="preserve"> </w:t>
+        <w:t xml:space="preserve">1. Scientific American. 'How Public Key Cryptography Works.' </w:t>
       </w:r>
       <w:hyperlink r:id="rId12">
         <w:r>
           <w:rPr>
-            <w:rFonts w:ascii="Calibri" w:hAnsi="Calibri" w:eastAsia="Calibri"/>
-            <w:b w:val="0"/>
-            <w:i w:val="0"/>
-            <w:sz w:val="22"/>
-            <w:color w:val="0563C1"/>
-            <w:u w:val="single"/>
+            <w:sz w:val="20"/>
           </w:rPr>
           <w:t>https://www.scientificamerican.com/article/how-public-key-cryptography-works/</w:t>
         </w:r>
       </w:hyperlink>
+      <w:r>
+        <w:rPr>
+          <w:sz w:val="20"/>
+        </w:rPr>
+      </w:r>
     </w:p>
     <w:sectPr>
-      <w:pgSz w:w="12240" w:h="15840"/>
-      <w:pgMar w:top="1296" w:right="1440" w:bottom="1296" w:left="1440" w:header="720" w:footer="720" w:gutter="0"/>
+      <w:footerReference w:type="default" r:id="rId13"/>
+      <w:pgSz w:w="11906" w:h="16838"/>
+      <w:pgMar w:top="1020" w:right="1134" w:bottom="1020" w:left="1134" w:header="720" w:footer="720" w:gutter="0"/>
       <w:cols w:space="720"/>
       <w:docGrid w:linePitch="360"/>
     </w:sectPr>
   </w:body>
 </w:document>
+</file>
+
+<file path=word/footer1.xml><?xml version="1.0" encoding="utf-8"?>
+<w:ftr xmlns:m="http://schemas.openxmlformats.org/officeDocument/2006/math" xmlns:mc="http://schemas.openxmlformats.org/markup-compatibility/2006" xmlns:mo="http://schemas.microsoft.com/office/mac/office/2008/main" xmlns:mv="urn:schemas-microsoft-com:mac:vml" xmlns:o="urn:schemas-microsoft-com:office:office" xmlns:r="http://schemas.openxmlformats.org/officeDocument/2006/relationships" xmlns:v="urn:schemas-microsoft-com:vml" xmlns:w10="urn:schemas-microsoft-com:office:word" xmlns:w14="http://schemas.microsoft.com/office/word/2010/wordml" xmlns:w="http://schemas.openxmlformats.org/wordprocessingml/2006/main" xmlns:wne="http://schemas.microsoft.com/office/word/2006/wordml" xmlns:wp14="http://schemas.microsoft.com/office/word/2010/wordprocessingDrawing" xmlns:wp="http://schemas.openxmlformats.org/drawingml/2006/wordprocessingDrawing" xmlns:wpc="http://schemas.microsoft.com/office/word/2010/wordprocessingCanvas" xmlns:wpg="http://schemas.microsoft.com/office/word/2010/wordprocessingGroup" xmlns:wpi="http://schemas.microsoft.com/office/word/2010/wordprocessingInk" xmlns:wps="http://schemas.microsoft.com/office/word/2010/wordprocessingShape" mc:Ignorable="w14 wp14">
+  <w:p>
+    <w:pPr>
+      <w:pStyle w:val="Footer"/>
+      <w:jc w:val="right"/>
+    </w:pPr>
+    <w:fldSimple w:instr="PAGE"/>
+  </w:p>
+</w:ftr>
 </file>
 
 <file path=word/numbering.xml><?xml version="1.0" encoding="utf-8"?>
@@ -788,7 +594,7 @@
   <w:docDefaults>
     <w:rPrDefault>
       <w:rPr>
-        <w:rFonts w:asciiTheme="minorHAnsi" w:eastAsiaTheme="minorEastAsia" w:hAnsiTheme="minorHAnsi" w:cstheme="minorBidi"/>
+        <w:rFonts/>
         <w:sz w:val="22"/>
         <w:szCs w:val="22"/>
         <w:lang w:val="en-US" w:eastAsia="en-US" w:bidi="ar-SA"/>
@@ -943,6 +749,15 @@
     <w:name w:val="Normal"/>
     <w:qFormat/>
     <w:rsid w:val="00FC693F"/>
+    <w:pPr>
+      <w:spacing w:after="120" w:line="259" w:lineRule="auto"/>
+    </w:pPr>
+    <w:rPr>
+      <w:rFonts w:ascii="Times New Roman" w:hAnsi="Times New Roman"/>
+      <w:color w:val="000000"/>
+      <w:sz w:val="24"/>
+      <w:lang w:val="ky-KG"/>
+    </w:rPr>
   </w:style>
   <w:style w:type="paragraph" w:styleId="Header">
     <w:name w:val="header"/>
@@ -999,16 +814,17 @@
     <w:pPr>
       <w:keepNext/>
       <w:keepLines/>
-      <w:spacing w:before="480" w:after="0"/>
+      <w:spacing w:before="480" w:after="120" w:line="259" w:lineRule="auto"/>
       <w:outlineLvl w:val="0"/>
     </w:pPr>
     <w:rPr>
-      <w:rFonts w:asciiTheme="majorHAnsi" w:eastAsiaTheme="majorEastAsia" w:hAnsiTheme="majorHAnsi" w:cstheme="majorBidi"/>
+      <w:rFonts w:ascii="Times New Roman" w:hAnsi="Times New Roman"/>
       <w:b/>
       <w:bCs/>
-      <w:color w:val="365F91" w:themeColor="accent1" w:themeShade="BF"/>
-      <w:sz w:val="28"/>
+      <w:color w:val="000000"/>
+      <w:sz w:val="26"/>
       <w:szCs w:val="28"/>
+      <w:lang w:val="ky-KG"/>
     </w:rPr>
   </w:style>
   <w:style w:type="paragraph" w:styleId="Heading2">
@@ -1023,16 +839,17 @@
     <w:pPr>
       <w:keepNext/>
       <w:keepLines/>
-      <w:spacing w:before="200" w:after="0"/>
+      <w:spacing w:before="200" w:after="120" w:line="259" w:lineRule="auto"/>
       <w:outlineLvl w:val="1"/>
     </w:pPr>
     <w:rPr>
-      <w:rFonts w:asciiTheme="majorHAnsi" w:eastAsiaTheme="majorEastAsia" w:hAnsiTheme="majorHAnsi" w:cstheme="majorBidi"/>
+      <w:rFonts w:ascii="Times New Roman" w:hAnsi="Times New Roman"/>
       <w:b/>
       <w:bCs/>
-      <w:color w:val="4F81BD" w:themeColor="accent1"/>
+      <w:color w:val="000000"/>
       <w:sz w:val="26"/>
       <w:szCs w:val="26"/>
+      <w:lang w:val="ky-KG"/>
     </w:rPr>
   </w:style>
   <w:style w:type="paragraph" w:styleId="Heading3">
@@ -1051,7 +868,7 @@
       <w:outlineLvl w:val="2"/>
     </w:pPr>
     <w:rPr>
-      <w:rFonts w:asciiTheme="majorHAnsi" w:eastAsiaTheme="majorEastAsia" w:hAnsiTheme="majorHAnsi" w:cstheme="majorBidi"/>
+      <w:rFonts/>
       <w:b/>
       <w:bCs/>
       <w:color w:val="4F81BD" w:themeColor="accent1"/>
@@ -1074,7 +891,7 @@
       <w:outlineLvl w:val="3"/>
     </w:pPr>
     <w:rPr>
-      <w:rFonts w:asciiTheme="majorHAnsi" w:eastAsiaTheme="majorEastAsia" w:hAnsiTheme="majorHAnsi" w:cstheme="majorBidi"/>
+      <w:rFonts/>
       <w:b/>
       <w:bCs/>
       <w:i/>
@@ -1099,7 +916,7 @@
       <w:outlineLvl w:val="4"/>
     </w:pPr>
     <w:rPr>
-      <w:rFonts w:asciiTheme="majorHAnsi" w:eastAsiaTheme="majorEastAsia" w:hAnsiTheme="majorHAnsi" w:cstheme="majorBidi"/>
+      <w:rFonts/>
       <w:color w:val="243F60" w:themeColor="accent1" w:themeShade="7F"/>
     </w:rPr>
   </w:style>
@@ -1120,7 +937,7 @@
       <w:outlineLvl w:val="5"/>
     </w:pPr>
     <w:rPr>
-      <w:rFonts w:asciiTheme="majorHAnsi" w:eastAsiaTheme="majorEastAsia" w:hAnsiTheme="majorHAnsi" w:cstheme="majorBidi"/>
+      <w:rFonts/>
       <w:i/>
       <w:iCs/>
       <w:color w:val="243F60" w:themeColor="accent1" w:themeShade="7F"/>
@@ -1143,7 +960,7 @@
       <w:outlineLvl w:val="6"/>
     </w:pPr>
     <w:rPr>
-      <w:rFonts w:asciiTheme="majorHAnsi" w:eastAsiaTheme="majorEastAsia" w:hAnsiTheme="majorHAnsi" w:cstheme="majorBidi"/>
+      <w:rFonts/>
       <w:i/>
       <w:iCs/>
       <w:color w:val="404040" w:themeColor="text1" w:themeTint="BF"/>
@@ -1166,7 +983,7 @@
       <w:outlineLvl w:val="7"/>
     </w:pPr>
     <w:rPr>
-      <w:rFonts w:asciiTheme="majorHAnsi" w:eastAsiaTheme="majorEastAsia" w:hAnsiTheme="majorHAnsi" w:cstheme="majorBidi"/>
+      <w:rFonts/>
       <w:color w:val="4F81BD" w:themeColor="accent1"/>
       <w:sz w:val="20"/>
       <w:szCs w:val="20"/>
@@ -1189,7 +1006,7 @@
       <w:outlineLvl w:val="8"/>
     </w:pPr>
     <w:rPr>
-      <w:rFonts w:asciiTheme="majorHAnsi" w:eastAsiaTheme="majorEastAsia" w:hAnsiTheme="majorHAnsi" w:cstheme="majorBidi"/>
+      <w:rFonts/>
       <w:i/>
       <w:iCs/>
       <w:color w:val="404040" w:themeColor="text1" w:themeTint="BF"/>
@@ -1240,7 +1057,7 @@
     <w:uiPriority w:val="9"/>
     <w:rsid w:val="00FC693F"/>
     <w:rPr>
-      <w:rFonts w:asciiTheme="majorHAnsi" w:eastAsiaTheme="majorEastAsia" w:hAnsiTheme="majorHAnsi" w:cstheme="majorBidi"/>
+      <w:rFonts/>
       <w:b/>
       <w:bCs/>
       <w:color w:val="365F91" w:themeColor="accent1" w:themeShade="BF"/>
@@ -1255,7 +1072,7 @@
     <w:uiPriority w:val="9"/>
     <w:rsid w:val="00FC693F"/>
     <w:rPr>
-      <w:rFonts w:asciiTheme="majorHAnsi" w:eastAsiaTheme="majorEastAsia" w:hAnsiTheme="majorHAnsi" w:cstheme="majorBidi"/>
+      <w:rFonts/>
       <w:b/>
       <w:bCs/>
       <w:color w:val="4F81BD" w:themeColor="accent1"/>
@@ -1270,7 +1087,7 @@
     <w:uiPriority w:val="9"/>
     <w:rsid w:val="00FC693F"/>
     <w:rPr>
-      <w:rFonts w:asciiTheme="majorHAnsi" w:eastAsiaTheme="majorEastAsia" w:hAnsiTheme="majorHAnsi" w:cstheme="majorBidi"/>
+      <w:rFonts/>
       <w:b/>
       <w:bCs/>
       <w:color w:val="4F81BD" w:themeColor="accent1"/>
@@ -1285,19 +1102,17 @@
     <w:qFormat/>
     <w:rsid w:val="00FC693F"/>
     <w:pPr>
-      <w:pBdr>
-        <w:bottom w:val="single" w:sz="8" w:space="4" w:color="4F81BD" w:themeColor="accent1"/>
-      </w:pBdr>
-      <w:spacing w:after="300" w:line="240" w:lineRule="auto"/>
+      <w:spacing w:after="120" w:line="259" w:lineRule="auto"/>
       <w:contextualSpacing/>
     </w:pPr>
     <w:rPr>
-      <w:rFonts w:asciiTheme="majorHAnsi" w:eastAsiaTheme="majorEastAsia" w:hAnsiTheme="majorHAnsi" w:cstheme="majorBidi"/>
-      <w:color w:val="17365D" w:themeColor="text2" w:themeShade="BF"/>
+      <w:rFonts w:ascii="Times New Roman" w:hAnsi="Times New Roman"/>
+      <w:color w:val="000000"/>
       <w:spacing w:val="5"/>
       <w:kern w:val="28"/>
-      <w:sz w:val="52"/>
+      <w:sz w:val="40"/>
       <w:szCs w:val="52"/>
+      <w:lang w:val="ky-KG"/>
     </w:rPr>
   </w:style>
   <w:style w:type="character" w:customStyle="1" w:styleId="TitleChar">
@@ -1307,7 +1122,7 @@
     <w:uiPriority w:val="10"/>
     <w:rsid w:val="00FC693F"/>
     <w:rPr>
-      <w:rFonts w:asciiTheme="majorHAnsi" w:eastAsiaTheme="majorEastAsia" w:hAnsiTheme="majorHAnsi" w:cstheme="majorBidi"/>
+      <w:rFonts/>
       <w:color w:val="17365D" w:themeColor="text2" w:themeShade="BF"/>
       <w:spacing w:val="5"/>
       <w:kern w:val="28"/>
@@ -1329,7 +1144,7 @@
       </w:numPr>
     </w:pPr>
     <w:rPr>
-      <w:rFonts w:asciiTheme="majorHAnsi" w:eastAsiaTheme="majorEastAsia" w:hAnsiTheme="majorHAnsi" w:cstheme="majorBidi"/>
+      <w:rFonts/>
       <w:i/>
       <w:iCs/>
       <w:color w:val="4F81BD" w:themeColor="accent1"/>
@@ -1345,7 +1160,7 @@
     <w:uiPriority w:val="11"/>
     <w:rsid w:val="00FC693F"/>
     <w:rPr>
-      <w:rFonts w:asciiTheme="majorHAnsi" w:eastAsiaTheme="majorEastAsia" w:hAnsiTheme="majorHAnsi" w:cstheme="majorBidi"/>
+      <w:rFonts/>
       <w:i/>
       <w:iCs/>
       <w:color w:val="4F81BD" w:themeColor="accent1"/>
@@ -1470,8 +1285,15 @@
       <w:numPr>
         <w:numId w:val="1"/>
       </w:numPr>
+      <w:spacing w:after="120" w:line="259" w:lineRule="auto"/>
       <w:contextualSpacing/>
     </w:pPr>
+    <w:rPr>
+      <w:rFonts w:ascii="Times New Roman" w:hAnsi="Times New Roman"/>
+      <w:color w:val="000000"/>
+      <w:sz w:val="24"/>
+      <w:lang w:val="ky-KG"/>
+    </w:rPr>
   </w:style>
   <w:style w:type="paragraph" w:styleId="ListBullet2">
     <w:name w:val="List Bullet 2"/>
@@ -1643,7 +1465,7 @@
     <w:semiHidden/>
     <w:rsid w:val="00FC693F"/>
     <w:rPr>
-      <w:rFonts w:asciiTheme="majorHAnsi" w:eastAsiaTheme="majorEastAsia" w:hAnsiTheme="majorHAnsi" w:cstheme="majorBidi"/>
+      <w:rFonts/>
       <w:b/>
       <w:bCs/>
       <w:i/>
@@ -1659,7 +1481,7 @@
     <w:semiHidden/>
     <w:rsid w:val="00FC693F"/>
     <w:rPr>
-      <w:rFonts w:asciiTheme="majorHAnsi" w:eastAsiaTheme="majorEastAsia" w:hAnsiTheme="majorHAnsi" w:cstheme="majorBidi"/>
+      <w:rFonts/>
       <w:color w:val="243F60" w:themeColor="accent1" w:themeShade="7F"/>
     </w:rPr>
   </w:style>
@@ -1671,7 +1493,7 @@
     <w:semiHidden/>
     <w:rsid w:val="00FC693F"/>
     <w:rPr>
-      <w:rFonts w:asciiTheme="majorHAnsi" w:eastAsiaTheme="majorEastAsia" w:hAnsiTheme="majorHAnsi" w:cstheme="majorBidi"/>
+      <w:rFonts/>
       <w:i/>
       <w:iCs/>
       <w:color w:val="243F60" w:themeColor="accent1" w:themeShade="7F"/>
@@ -1685,7 +1507,7 @@
     <w:semiHidden/>
     <w:rsid w:val="00FC693F"/>
     <w:rPr>
-      <w:rFonts w:asciiTheme="majorHAnsi" w:eastAsiaTheme="majorEastAsia" w:hAnsiTheme="majorHAnsi" w:cstheme="majorBidi"/>
+      <w:rFonts/>
       <w:i/>
       <w:iCs/>
       <w:color w:val="404040" w:themeColor="text1" w:themeTint="BF"/>
@@ -1699,7 +1521,7 @@
     <w:semiHidden/>
     <w:rsid w:val="00FC693F"/>
     <w:rPr>
-      <w:rFonts w:asciiTheme="majorHAnsi" w:eastAsiaTheme="majorEastAsia" w:hAnsiTheme="majorHAnsi" w:cstheme="majorBidi"/>
+      <w:rFonts/>
       <w:color w:val="4F81BD" w:themeColor="accent1"/>
       <w:sz w:val="20"/>
       <w:szCs w:val="20"/>
@@ -1713,7 +1535,7 @@
     <w:semiHidden/>
     <w:rsid w:val="00FC693F"/>
     <w:rPr>
-      <w:rFonts w:asciiTheme="majorHAnsi" w:eastAsiaTheme="majorEastAsia" w:hAnsiTheme="majorHAnsi" w:cstheme="majorBidi"/>
+      <w:rFonts/>
       <w:i/>
       <w:iCs/>
       <w:color w:val="404040" w:themeColor="text1" w:themeTint="BF"/>
@@ -1772,9 +1594,6 @@
     <w:qFormat/>
     <w:rsid w:val="00FC693F"/>
     <w:pPr>
-      <w:pBdr>
-        <w:bottom w:val="single" w:sz="4" w:space="4" w:color="4F81BD" w:themeColor="accent1"/>
-      </w:pBdr>
       <w:spacing w:before="200" w:after="280"/>
       <w:ind w:left="936" w:right="936"/>
     </w:pPr>
@@ -3302,7 +3121,7 @@
         <w:spacing w:before="0" w:after="0" w:line="240" w:lineRule="auto"/>
       </w:pPr>
       <w:rPr>
-        <w:rFonts w:asciiTheme="majorHAnsi" w:eastAsiaTheme="majorEastAsia" w:hAnsiTheme="majorHAnsi" w:cstheme="majorBidi"/>
+        <w:rFonts/>
         <w:b/>
         <w:bCs/>
       </w:rPr>
@@ -3323,7 +3142,7 @@
         <w:spacing w:before="0" w:after="0" w:line="240" w:lineRule="auto"/>
       </w:pPr>
       <w:rPr>
-        <w:rFonts w:asciiTheme="majorHAnsi" w:eastAsiaTheme="majorEastAsia" w:hAnsiTheme="majorHAnsi" w:cstheme="majorBidi"/>
+        <w:rFonts/>
         <w:b/>
         <w:bCs/>
       </w:rPr>
@@ -3341,14 +3160,14 @@
     </w:tblStylePr>
     <w:tblStylePr w:type="firstCol">
       <w:rPr>
-        <w:rFonts w:asciiTheme="majorHAnsi" w:eastAsiaTheme="majorEastAsia" w:hAnsiTheme="majorHAnsi" w:cstheme="majorBidi"/>
+        <w:rFonts/>
         <w:b/>
         <w:bCs/>
       </w:rPr>
     </w:tblStylePr>
     <w:tblStylePr w:type="lastCol">
       <w:rPr>
-        <w:rFonts w:asciiTheme="majorHAnsi" w:eastAsiaTheme="majorEastAsia" w:hAnsiTheme="majorHAnsi" w:cstheme="majorBidi"/>
+        <w:rFonts/>
         <w:b/>
         <w:bCs/>
       </w:rPr>
@@ -3432,7 +3251,7 @@
         <w:spacing w:before="0" w:after="0" w:line="240" w:lineRule="auto"/>
       </w:pPr>
       <w:rPr>
-        <w:rFonts w:asciiTheme="majorHAnsi" w:eastAsiaTheme="majorEastAsia" w:hAnsiTheme="majorHAnsi" w:cstheme="majorBidi"/>
+        <w:rFonts/>
         <w:b/>
         <w:bCs/>
       </w:rPr>
@@ -3453,7 +3272,7 @@
         <w:spacing w:before="0" w:after="0" w:line="240" w:lineRule="auto"/>
       </w:pPr>
       <w:rPr>
-        <w:rFonts w:asciiTheme="majorHAnsi" w:eastAsiaTheme="majorEastAsia" w:hAnsiTheme="majorHAnsi" w:cstheme="majorBidi"/>
+        <w:rFonts/>
         <w:b/>
         <w:bCs/>
       </w:rPr>
@@ -3471,14 +3290,14 @@
     </w:tblStylePr>
     <w:tblStylePr w:type="firstCol">
       <w:rPr>
-        <w:rFonts w:asciiTheme="majorHAnsi" w:eastAsiaTheme="majorEastAsia" w:hAnsiTheme="majorHAnsi" w:cstheme="majorBidi"/>
+        <w:rFonts/>
         <w:b/>
         <w:bCs/>
       </w:rPr>
     </w:tblStylePr>
     <w:tblStylePr w:type="lastCol">
       <w:rPr>
-        <w:rFonts w:asciiTheme="majorHAnsi" w:eastAsiaTheme="majorEastAsia" w:hAnsiTheme="majorHAnsi" w:cstheme="majorBidi"/>
+        <w:rFonts/>
         <w:b/>
         <w:bCs/>
       </w:rPr>
@@ -3562,7 +3381,7 @@
         <w:spacing w:before="0" w:after="0" w:line="240" w:lineRule="auto"/>
       </w:pPr>
       <w:rPr>
-        <w:rFonts w:asciiTheme="majorHAnsi" w:eastAsiaTheme="majorEastAsia" w:hAnsiTheme="majorHAnsi" w:cstheme="majorBidi"/>
+        <w:rFonts/>
         <w:b/>
         <w:bCs/>
       </w:rPr>
@@ -3583,7 +3402,7 @@
         <w:spacing w:before="0" w:after="0" w:line="240" w:lineRule="auto"/>
       </w:pPr>
       <w:rPr>
-        <w:rFonts w:asciiTheme="majorHAnsi" w:eastAsiaTheme="majorEastAsia" w:hAnsiTheme="majorHAnsi" w:cstheme="majorBidi"/>
+        <w:rFonts/>
         <w:b/>
         <w:bCs/>
       </w:rPr>
@@ -3601,14 +3420,14 @@
     </w:tblStylePr>
     <w:tblStylePr w:type="firstCol">
       <w:rPr>
-        <w:rFonts w:asciiTheme="majorHAnsi" w:eastAsiaTheme="majorEastAsia" w:hAnsiTheme="majorHAnsi" w:cstheme="majorBidi"/>
+        <w:rFonts/>
         <w:b/>
         <w:bCs/>
       </w:rPr>
     </w:tblStylePr>
     <w:tblStylePr w:type="lastCol">
       <w:rPr>
-        <w:rFonts w:asciiTheme="majorHAnsi" w:eastAsiaTheme="majorEastAsia" w:hAnsiTheme="majorHAnsi" w:cstheme="majorBidi"/>
+        <w:rFonts/>
         <w:b/>
         <w:bCs/>
       </w:rPr>
@@ -3692,7 +3511,7 @@
         <w:spacing w:before="0" w:after="0" w:line="240" w:lineRule="auto"/>
       </w:pPr>
       <w:rPr>
-        <w:rFonts w:asciiTheme="majorHAnsi" w:eastAsiaTheme="majorEastAsia" w:hAnsiTheme="majorHAnsi" w:cstheme="majorBidi"/>
+        <w:rFonts/>
         <w:b/>
         <w:bCs/>
       </w:rPr>
@@ -3713,7 +3532,7 @@
         <w:spacing w:before="0" w:after="0" w:line="240" w:lineRule="auto"/>
       </w:pPr>
       <w:rPr>
-        <w:rFonts w:asciiTheme="majorHAnsi" w:eastAsiaTheme="majorEastAsia" w:hAnsiTheme="majorHAnsi" w:cstheme="majorBidi"/>
+        <w:rFonts/>
         <w:b/>
         <w:bCs/>
       </w:rPr>
@@ -3731,14 +3550,14 @@
     </w:tblStylePr>
     <w:tblStylePr w:type="firstCol">
       <w:rPr>
-        <w:rFonts w:asciiTheme="majorHAnsi" w:eastAsiaTheme="majorEastAsia" w:hAnsiTheme="majorHAnsi" w:cstheme="majorBidi"/>
+        <w:rFonts/>
         <w:b/>
         <w:bCs/>
       </w:rPr>
     </w:tblStylePr>
     <w:tblStylePr w:type="lastCol">
       <w:rPr>
-        <w:rFonts w:asciiTheme="majorHAnsi" w:eastAsiaTheme="majorEastAsia" w:hAnsiTheme="majorHAnsi" w:cstheme="majorBidi"/>
+        <w:rFonts/>
         <w:b/>
         <w:bCs/>
       </w:rPr>
@@ -3822,7 +3641,7 @@
         <w:spacing w:before="0" w:after="0" w:line="240" w:lineRule="auto"/>
       </w:pPr>
       <w:rPr>
-        <w:rFonts w:asciiTheme="majorHAnsi" w:eastAsiaTheme="majorEastAsia" w:hAnsiTheme="majorHAnsi" w:cstheme="majorBidi"/>
+        <w:rFonts/>
         <w:b/>
         <w:bCs/>
       </w:rPr>
@@ -3843,7 +3662,7 @@
         <w:spacing w:before="0" w:after="0" w:line="240" w:lineRule="auto"/>
       </w:pPr>
       <w:rPr>
-        <w:rFonts w:asciiTheme="majorHAnsi" w:eastAsiaTheme="majorEastAsia" w:hAnsiTheme="majorHAnsi" w:cstheme="majorBidi"/>
+        <w:rFonts/>
         <w:b/>
         <w:bCs/>
       </w:rPr>
@@ -3861,14 +3680,14 @@
     </w:tblStylePr>
     <w:tblStylePr w:type="firstCol">
       <w:rPr>
-        <w:rFonts w:asciiTheme="majorHAnsi" w:eastAsiaTheme="majorEastAsia" w:hAnsiTheme="majorHAnsi" w:cstheme="majorBidi"/>
+        <w:rFonts/>
         <w:b/>
         <w:bCs/>
       </w:rPr>
     </w:tblStylePr>
     <w:tblStylePr w:type="lastCol">
       <w:rPr>
-        <w:rFonts w:asciiTheme="majorHAnsi" w:eastAsiaTheme="majorEastAsia" w:hAnsiTheme="majorHAnsi" w:cstheme="majorBidi"/>
+        <w:rFonts/>
         <w:b/>
         <w:bCs/>
       </w:rPr>
@@ -3952,7 +3771,7 @@
         <w:spacing w:before="0" w:after="0" w:line="240" w:lineRule="auto"/>
       </w:pPr>
       <w:rPr>
-        <w:rFonts w:asciiTheme="majorHAnsi" w:eastAsiaTheme="majorEastAsia" w:hAnsiTheme="majorHAnsi" w:cstheme="majorBidi"/>
+        <w:rFonts/>
         <w:b/>
         <w:bCs/>
       </w:rPr>
@@ -3973,7 +3792,7 @@
         <w:spacing w:before="0" w:after="0" w:line="240" w:lineRule="auto"/>
       </w:pPr>
       <w:rPr>
-        <w:rFonts w:asciiTheme="majorHAnsi" w:eastAsiaTheme="majorEastAsia" w:hAnsiTheme="majorHAnsi" w:cstheme="majorBidi"/>
+        <w:rFonts/>
         <w:b/>
         <w:bCs/>
       </w:rPr>
@@ -3991,14 +3810,14 @@
     </w:tblStylePr>
     <w:tblStylePr w:type="firstCol">
       <w:rPr>
-        <w:rFonts w:asciiTheme="majorHAnsi" w:eastAsiaTheme="majorEastAsia" w:hAnsiTheme="majorHAnsi" w:cstheme="majorBidi"/>
+        <w:rFonts/>
         <w:b/>
         <w:bCs/>
       </w:rPr>
     </w:tblStylePr>
     <w:tblStylePr w:type="lastCol">
       <w:rPr>
-        <w:rFonts w:asciiTheme="majorHAnsi" w:eastAsiaTheme="majorEastAsia" w:hAnsiTheme="majorHAnsi" w:cstheme="majorBidi"/>
+        <w:rFonts/>
         <w:b/>
         <w:bCs/>
       </w:rPr>
@@ -4082,7 +3901,7 @@
         <w:spacing w:before="0" w:after="0" w:line="240" w:lineRule="auto"/>
       </w:pPr>
       <w:rPr>
-        <w:rFonts w:asciiTheme="majorHAnsi" w:eastAsiaTheme="majorEastAsia" w:hAnsiTheme="majorHAnsi" w:cstheme="majorBidi"/>
+        <w:rFonts/>
         <w:b/>
         <w:bCs/>
       </w:rPr>
@@ -4103,7 +3922,7 @@
         <w:spacing w:before="0" w:after="0" w:line="240" w:lineRule="auto"/>
       </w:pPr>
       <w:rPr>
-        <w:rFonts w:asciiTheme="majorHAnsi" w:eastAsiaTheme="majorEastAsia" w:hAnsiTheme="majorHAnsi" w:cstheme="majorBidi"/>
+        <w:rFonts/>
         <w:b/>
         <w:bCs/>
       </w:rPr>
@@ -4121,14 +3940,14 @@
     </w:tblStylePr>
     <w:tblStylePr w:type="firstCol">
       <w:rPr>
-        <w:rFonts w:asciiTheme="majorHAnsi" w:eastAsiaTheme="majorEastAsia" w:hAnsiTheme="majorHAnsi" w:cstheme="majorBidi"/>
+        <w:rFonts/>
         <w:b/>
         <w:bCs/>
       </w:rPr>
     </w:tblStylePr>
     <w:tblStylePr w:type="lastCol">
       <w:rPr>
-        <w:rFonts w:asciiTheme="majorHAnsi" w:eastAsiaTheme="majorEastAsia" w:hAnsiTheme="majorHAnsi" w:cstheme="majorBidi"/>
+        <w:rFonts/>
         <w:b/>
         <w:bCs/>
       </w:rPr>
@@ -5993,7 +5812,7 @@
     </w:tblPr>
     <w:tblStylePr w:type="firstRow">
       <w:rPr>
-        <w:rFonts w:asciiTheme="majorHAnsi" w:eastAsiaTheme="majorEastAsia" w:hAnsiTheme="majorHAnsi" w:cstheme="majorBidi"/>
+        <w:rFonts/>
       </w:rPr>
       <w:tblPr/>
       <w:tcPr>
@@ -6077,7 +5896,7 @@
     </w:tblPr>
     <w:tblStylePr w:type="firstRow">
       <w:rPr>
-        <w:rFonts w:asciiTheme="majorHAnsi" w:eastAsiaTheme="majorEastAsia" w:hAnsiTheme="majorHAnsi" w:cstheme="majorBidi"/>
+        <w:rFonts/>
       </w:rPr>
       <w:tblPr/>
       <w:tcPr>
@@ -6161,7 +5980,7 @@
     </w:tblPr>
     <w:tblStylePr w:type="firstRow">
       <w:rPr>
-        <w:rFonts w:asciiTheme="majorHAnsi" w:eastAsiaTheme="majorEastAsia" w:hAnsiTheme="majorHAnsi" w:cstheme="majorBidi"/>
+        <w:rFonts/>
       </w:rPr>
       <w:tblPr/>
       <w:tcPr>
@@ -6245,7 +6064,7 @@
     </w:tblPr>
     <w:tblStylePr w:type="firstRow">
       <w:rPr>
-        <w:rFonts w:asciiTheme="majorHAnsi" w:eastAsiaTheme="majorEastAsia" w:hAnsiTheme="majorHAnsi" w:cstheme="majorBidi"/>
+        <w:rFonts/>
       </w:rPr>
       <w:tblPr/>
       <w:tcPr>
@@ -6329,7 +6148,7 @@
     </w:tblPr>
     <w:tblStylePr w:type="firstRow">
       <w:rPr>
-        <w:rFonts w:asciiTheme="majorHAnsi" w:eastAsiaTheme="majorEastAsia" w:hAnsiTheme="majorHAnsi" w:cstheme="majorBidi"/>
+        <w:rFonts/>
       </w:rPr>
       <w:tblPr/>
       <w:tcPr>
@@ -6413,7 +6232,7 @@
     </w:tblPr>
     <w:tblStylePr w:type="firstRow">
       <w:rPr>
-        <w:rFonts w:asciiTheme="majorHAnsi" w:eastAsiaTheme="majorEastAsia" w:hAnsiTheme="majorHAnsi" w:cstheme="majorBidi"/>
+        <w:rFonts/>
       </w:rPr>
       <w:tblPr/>
       <w:tcPr>
@@ -6497,7 +6316,7 @@
     </w:tblPr>
     <w:tblStylePr w:type="firstRow">
       <w:rPr>
-        <w:rFonts w:asciiTheme="majorHAnsi" w:eastAsiaTheme="majorEastAsia" w:hAnsiTheme="majorHAnsi" w:cstheme="majorBidi"/>
+        <w:rFonts/>
       </w:rPr>
       <w:tblPr/>
       <w:tcPr>
@@ -6562,7 +6381,7 @@
       <w:spacing w:after="0" w:line="240" w:lineRule="auto"/>
     </w:pPr>
     <w:rPr>
-      <w:rFonts w:asciiTheme="majorHAnsi" w:eastAsiaTheme="majorEastAsia" w:hAnsiTheme="majorHAnsi" w:cstheme="majorBidi"/>
+      <w:rFonts/>
       <w:color w:val="000000" w:themeColor="text1"/>
     </w:rPr>
     <w:tblPr>
@@ -6690,7 +6509,7 @@
       <w:spacing w:after="0" w:line="240" w:lineRule="auto"/>
     </w:pPr>
     <w:rPr>
-      <w:rFonts w:asciiTheme="majorHAnsi" w:eastAsiaTheme="majorEastAsia" w:hAnsiTheme="majorHAnsi" w:cstheme="majorBidi"/>
+      <w:rFonts/>
       <w:color w:val="000000" w:themeColor="text1"/>
     </w:rPr>
     <w:tblPr>
@@ -6818,7 +6637,7 @@
       <w:spacing w:after="0" w:line="240" w:lineRule="auto"/>
     </w:pPr>
     <w:rPr>
-      <w:rFonts w:asciiTheme="majorHAnsi" w:eastAsiaTheme="majorEastAsia" w:hAnsiTheme="majorHAnsi" w:cstheme="majorBidi"/>
+      <w:rFonts/>
       <w:color w:val="000000" w:themeColor="text1"/>
     </w:rPr>
     <w:tblPr>
@@ -6946,7 +6765,7 @@
       <w:spacing w:after="0" w:line="240" w:lineRule="auto"/>
     </w:pPr>
     <w:rPr>
-      <w:rFonts w:asciiTheme="majorHAnsi" w:eastAsiaTheme="majorEastAsia" w:hAnsiTheme="majorHAnsi" w:cstheme="majorBidi"/>
+      <w:rFonts/>
       <w:color w:val="000000" w:themeColor="text1"/>
     </w:rPr>
     <w:tblPr>
@@ -7074,7 +6893,7 @@
       <w:spacing w:after="0" w:line="240" w:lineRule="auto"/>
     </w:pPr>
     <w:rPr>
-      <w:rFonts w:asciiTheme="majorHAnsi" w:eastAsiaTheme="majorEastAsia" w:hAnsiTheme="majorHAnsi" w:cstheme="majorBidi"/>
+      <w:rFonts/>
       <w:color w:val="000000" w:themeColor="text1"/>
     </w:rPr>
     <w:tblPr>
@@ -7202,7 +7021,7 @@
       <w:spacing w:after="0" w:line="240" w:lineRule="auto"/>
     </w:pPr>
     <w:rPr>
-      <w:rFonts w:asciiTheme="majorHAnsi" w:eastAsiaTheme="majorEastAsia" w:hAnsiTheme="majorHAnsi" w:cstheme="majorBidi"/>
+      <w:rFonts/>
       <w:color w:val="000000" w:themeColor="text1"/>
     </w:rPr>
     <w:tblPr>
@@ -7330,7 +7149,7 @@
       <w:spacing w:after="0" w:line="240" w:lineRule="auto"/>
     </w:pPr>
     <w:rPr>
-      <w:rFonts w:asciiTheme="majorHAnsi" w:eastAsiaTheme="majorEastAsia" w:hAnsiTheme="majorHAnsi" w:cstheme="majorBidi"/>
+      <w:rFonts/>
       <w:color w:val="000000" w:themeColor="text1"/>
     </w:rPr>
     <w:tblPr>
@@ -7969,7 +7788,7 @@
       <w:spacing w:after="0" w:line="240" w:lineRule="auto"/>
     </w:pPr>
     <w:rPr>
-      <w:rFonts w:asciiTheme="majorHAnsi" w:eastAsiaTheme="majorEastAsia" w:hAnsiTheme="majorHAnsi" w:cstheme="majorBidi"/>
+      <w:rFonts/>
       <w:color w:val="000000" w:themeColor="text1"/>
     </w:rPr>
     <w:tblPr>
@@ -8094,7 +7913,7 @@
       <w:spacing w:after="0" w:line="240" w:lineRule="auto"/>
     </w:pPr>
     <w:rPr>
-      <w:rFonts w:asciiTheme="majorHAnsi" w:eastAsiaTheme="majorEastAsia" w:hAnsiTheme="majorHAnsi" w:cstheme="majorBidi"/>
+      <w:rFonts/>
       <w:color w:val="000000" w:themeColor="text1"/>
     </w:rPr>
     <w:tblPr>
@@ -8219,7 +8038,7 @@
       <w:spacing w:after="0" w:line="240" w:lineRule="auto"/>
     </w:pPr>
     <w:rPr>
-      <w:rFonts w:asciiTheme="majorHAnsi" w:eastAsiaTheme="majorEastAsia" w:hAnsiTheme="majorHAnsi" w:cstheme="majorBidi"/>
+      <w:rFonts/>
       <w:color w:val="000000" w:themeColor="text1"/>
     </w:rPr>
     <w:tblPr>
@@ -8344,7 +8163,7 @@
       <w:spacing w:after="0" w:line="240" w:lineRule="auto"/>
     </w:pPr>
     <w:rPr>
-      <w:rFonts w:asciiTheme="majorHAnsi" w:eastAsiaTheme="majorEastAsia" w:hAnsiTheme="majorHAnsi" w:cstheme="majorBidi"/>
+      <w:rFonts/>
       <w:color w:val="000000" w:themeColor="text1"/>
     </w:rPr>
     <w:tblPr>
@@ -8469,7 +8288,7 @@
       <w:spacing w:after="0" w:line="240" w:lineRule="auto"/>
     </w:pPr>
     <w:rPr>
-      <w:rFonts w:asciiTheme="majorHAnsi" w:eastAsiaTheme="majorEastAsia" w:hAnsiTheme="majorHAnsi" w:cstheme="majorBidi"/>
+      <w:rFonts/>
       <w:color w:val="000000" w:themeColor="text1"/>
     </w:rPr>
     <w:tblPr>
@@ -8594,7 +8413,7 @@
       <w:spacing w:after="0" w:line="240" w:lineRule="auto"/>
     </w:pPr>
     <w:rPr>
-      <w:rFonts w:asciiTheme="majorHAnsi" w:eastAsiaTheme="majorEastAsia" w:hAnsiTheme="majorHAnsi" w:cstheme="majorBidi"/>
+      <w:rFonts/>
       <w:color w:val="000000" w:themeColor="text1"/>
     </w:rPr>
     <w:tblPr>
@@ -8719,7 +8538,7 @@
       <w:spacing w:after="0" w:line="240" w:lineRule="auto"/>
     </w:pPr>
     <w:rPr>
-      <w:rFonts w:asciiTheme="majorHAnsi" w:eastAsiaTheme="majorEastAsia" w:hAnsiTheme="majorHAnsi" w:cstheme="majorBidi"/>
+      <w:rFonts/>
       <w:color w:val="000000" w:themeColor="text1"/>
     </w:rPr>
     <w:tblPr>
